--- a/docs/lista_louvores/Textos_Louvores/GRANDIOSO ÉS TU.docx
+++ b/docs/lista_louvores/Textos_Louvores/GRANDIOSO ÉS TU.docx
@@ -4,27 +4,17 @@
   <w:body>
     <w:p>
       <w:pPr>
-        <w:pStyle w:val="SemEspaamento"/>
-        <w:rPr>
-          <w:rFonts w:ascii="Times New Roman" w:hAnsi="Times New Roman" w:cs="Times New Roman"/>
-        </w:rPr>
+        <w:pStyle w:val="Ttulo1"/>
       </w:pPr>
       <w:r>
-        <w:rPr>
-          <w:rFonts w:ascii="Times New Roman" w:hAnsi="Times New Roman" w:cs="Times New Roman"/>
-        </w:rPr>
         <w:t>GRANDIOSO ÉS TU</w:t>
       </w:r>
       <w:r>
-        <w:rPr>
-          <w:rFonts w:ascii="Times New Roman" w:hAnsi="Times New Roman" w:cs="Times New Roman"/>
-        </w:rPr>
         <w:t xml:space="preserve"> </w:t>
       </w:r>
     </w:p>
     <w:p>
       <w:pPr>
-        <w:spacing w:after="0"/>
         <w:rPr>
           <w:rFonts w:ascii="Times New Roman" w:hAnsi="Times New Roman"/>
           <w:bCs/>
@@ -48,7 +38,6 @@
     </w:p>
     <w:p>
       <w:pPr>
-        <w:spacing w:after="0"/>
         <w:rPr>
           <w:rFonts w:ascii="Times New Roman" w:hAnsi="Times New Roman"/>
           <w:bCs/>
@@ -72,7 +61,6 @@
     </w:p>
     <w:p>
       <w:pPr>
-        <w:spacing w:before="120"/>
         <w:rPr>
           <w:rFonts w:ascii="Times New Roman" w:hAnsi="Times New Roman"/>
           <w:b/>
@@ -107,62 +95,47 @@
           <w:iCs/>
         </w:rPr>
         <w:t xml:space="preserve"> </w:t>
-      </w:r>
-      <w:r>
-        <w:rPr>
-          <w:rFonts w:ascii="Times New Roman" w:hAnsi="Times New Roman"/>
-          <w:b/>
-          <w:i/>
-          <w:iCs/>
-        </w:rPr>
-        <w:t>[</w:t>
-      </w:r>
-      <w:r>
-        <w:rPr>
-          <w:rFonts w:ascii="Times New Roman" w:hAnsi="Times New Roman"/>
-          <w:b/>
-          <w:i/>
-          <w:iCs/>
-        </w:rPr>
-        <w:t>2X</w:t>
-      </w:r>
-      <w:r>
-        <w:rPr>
-          <w:rFonts w:ascii="Times New Roman" w:hAnsi="Times New Roman"/>
-          <w:b/>
-          <w:i/>
-          <w:iCs/>
-        </w:rPr>
-        <w:t>]</w:t>
       </w:r>
     </w:p>
     <w:p>
       <w:pPr>
-        <w:spacing w:after="0"/>
-        <w:rPr>
-          <w:rFonts w:ascii="Times New Roman" w:hAnsi="Times New Roman"/>
-          <w:bCs/>
+        <w:rPr>
+          <w:rFonts w:ascii="Times New Roman" w:hAnsi="Times New Roman"/>
+          <w:b/>
+          <w:i/>
+          <w:iCs/>
         </w:rPr>
       </w:pPr>
       <w:r>
         <w:rPr>
           <w:rFonts w:ascii="Times New Roman" w:hAnsi="Times New Roman"/>
-          <w:bCs/>
-        </w:rPr>
-        <w:t>Ao caminhar nas matas e florestas,</w:t>
-      </w:r>
-      <w:r>
-        <w:rPr>
-          <w:rFonts w:ascii="Times New Roman" w:hAnsi="Times New Roman"/>
-          <w:bCs/>
-        </w:rPr>
-        <w:br/>
-        <w:t>Escuto as aves todas a cantar;</w:t>
+          <w:b/>
+          <w:i/>
+          <w:iCs/>
+        </w:rPr>
+        <w:t>[REFRÃO</w:t>
+      </w:r>
+      <w:r>
+        <w:rPr>
+          <w:rFonts w:ascii="Times New Roman" w:hAnsi="Times New Roman"/>
+          <w:b/>
+          <w:i/>
+          <w:iCs/>
+        </w:rPr>
+        <w:t>]</w:t>
+      </w:r>
+      <w:r>
+        <w:rPr>
+          <w:rFonts w:ascii="Times New Roman" w:hAnsi="Times New Roman"/>
+          <w:b/>
+          <w:i/>
+          <w:iCs/>
+        </w:rPr>
+        <w:t xml:space="preserve"> </w:t>
       </w:r>
     </w:p>
     <w:p>
       <w:pPr>
-        <w:spacing w:after="0"/>
         <w:rPr>
           <w:rFonts w:ascii="Times New Roman" w:hAnsi="Times New Roman"/>
           <w:bCs/>
@@ -173,7 +146,7 @@
           <w:rFonts w:ascii="Times New Roman" w:hAnsi="Times New Roman"/>
           <w:bCs/>
         </w:rPr>
-        <w:t xml:space="preserve">Olhando os montes, vales e campinas, </w:t>
+        <w:t>Ao caminhar nas matas e florestas,</w:t>
       </w:r>
       <w:r>
         <w:rPr>
@@ -181,152 +154,131 @@
           <w:bCs/>
         </w:rPr>
         <w:br/>
-        <w:t xml:space="preserve">Em tudo </w:t>
-      </w:r>
-      <w:proofErr w:type="gramStart"/>
-      <w:r>
-        <w:rPr>
-          <w:rFonts w:ascii="Times New Roman" w:hAnsi="Times New Roman"/>
-          <w:bCs/>
-        </w:rPr>
-        <w:t>vejo  o</w:t>
-      </w:r>
-      <w:proofErr w:type="gramEnd"/>
-      <w:r>
-        <w:rPr>
-          <w:rFonts w:ascii="Times New Roman" w:hAnsi="Times New Roman"/>
-          <w:bCs/>
-        </w:rPr>
-        <w:t xml:space="preserve"> Teu poder sem par.</w:t>
+        <w:t>Escuto as aves todas a cantar;</w:t>
       </w:r>
     </w:p>
     <w:p>
       <w:pPr>
-        <w:spacing w:before="120"/>
-        <w:rPr>
-          <w:rFonts w:ascii="Times New Roman" w:hAnsi="Times New Roman"/>
-          <w:b/>
-          <w:i/>
-          <w:iCs/>
+        <w:rPr>
+          <w:rFonts w:ascii="Times New Roman" w:hAnsi="Times New Roman"/>
+          <w:bCs/>
         </w:rPr>
       </w:pPr>
       <w:r>
         <w:rPr>
           <w:rFonts w:ascii="Times New Roman" w:hAnsi="Times New Roman"/>
-          <w:b/>
-          <w:i/>
-          <w:iCs/>
-        </w:rPr>
-        <w:t>[REFRÃO</w:t>
-      </w:r>
-      <w:r>
-        <w:rPr>
-          <w:rFonts w:ascii="Times New Roman" w:hAnsi="Times New Roman"/>
-          <w:b/>
-          <w:i/>
-          <w:iCs/>
-        </w:rPr>
-        <w:t xml:space="preserve"> 2X</w:t>
-      </w:r>
-      <w:r>
-        <w:rPr>
-          <w:rFonts w:ascii="Times New Roman" w:hAnsi="Times New Roman"/>
-          <w:b/>
-          <w:i/>
-          <w:iCs/>
-        </w:rPr>
-        <w:t xml:space="preserve">] </w:t>
+          <w:bCs/>
+        </w:rPr>
+        <w:t xml:space="preserve">Olhando os montes, vales e campinas, </w:t>
+      </w:r>
+      <w:r>
+        <w:rPr>
+          <w:rFonts w:ascii="Times New Roman" w:hAnsi="Times New Roman"/>
+          <w:bCs/>
+        </w:rPr>
+        <w:br/>
+        <w:t>Em tudo vejo o Teu poder sem par.</w:t>
       </w:r>
     </w:p>
     <w:p>
       <w:pPr>
-        <w:spacing w:after="0"/>
-        <w:rPr>
-          <w:rFonts w:ascii="Times New Roman" w:hAnsi="Times New Roman"/>
-          <w:bCs/>
+        <w:rPr>
+          <w:rFonts w:ascii="Times New Roman" w:hAnsi="Times New Roman"/>
+          <w:b/>
+          <w:i/>
+          <w:iCs/>
         </w:rPr>
       </w:pPr>
       <w:r>
         <w:rPr>
           <w:rFonts w:ascii="Times New Roman" w:hAnsi="Times New Roman"/>
-          <w:bCs/>
-        </w:rPr>
-        <w:t xml:space="preserve">Quando eu medito Em Teu amor tão grande, </w:t>
-      </w:r>
-      <w:r>
-        <w:rPr>
-          <w:rFonts w:ascii="Times New Roman" w:hAnsi="Times New Roman"/>
-          <w:bCs/>
-        </w:rPr>
-        <w:br/>
-        <w:t>Que ofereceu Teu filho sobre o altar</w:t>
+          <w:b/>
+          <w:i/>
+          <w:iCs/>
+        </w:rPr>
+        <w:t>[REFRÃO</w:t>
+      </w:r>
+      <w:r>
+        <w:rPr>
+          <w:rFonts w:ascii="Times New Roman" w:hAnsi="Times New Roman"/>
+          <w:b/>
+          <w:i/>
+          <w:iCs/>
+        </w:rPr>
+        <w:t>]</w:t>
+      </w:r>
+      <w:r>
+        <w:rPr>
+          <w:rFonts w:ascii="Times New Roman" w:hAnsi="Times New Roman"/>
+          <w:b/>
+          <w:i/>
+          <w:iCs/>
+        </w:rPr>
+        <w:t xml:space="preserve"> </w:t>
       </w:r>
     </w:p>
     <w:p>
       <w:pPr>
-        <w:spacing w:after="0"/>
-        <w:rPr>
-          <w:rFonts w:ascii="Times New Roman" w:hAnsi="Times New Roman"/>
-          <w:bCs/>
+        <w:rPr>
+          <w:rFonts w:ascii="Times New Roman" w:hAnsi="Times New Roman"/>
+          <w:b/>
+          <w:i/>
+          <w:iCs/>
         </w:rPr>
       </w:pPr>
       <w:r>
         <w:rPr>
           <w:rFonts w:ascii="Times New Roman" w:hAnsi="Times New Roman"/>
-          <w:bCs/>
-        </w:rPr>
-        <w:t>Maravilhado e agradecido venho</w:t>
-      </w:r>
-      <w:r>
-        <w:rPr>
-          <w:rFonts w:ascii="Times New Roman" w:hAnsi="Times New Roman"/>
-          <w:bCs/>
-        </w:rPr>
-        <w:br/>
-        <w:t>Também a minha vida Te ofertar.</w:t>
+          <w:b/>
+          <w:i/>
+          <w:iCs/>
+        </w:rPr>
+        <w:t>[REFRÃO</w:t>
+      </w:r>
+      <w:r>
+        <w:rPr>
+          <w:rFonts w:ascii="Times New Roman" w:hAnsi="Times New Roman"/>
+          <w:b/>
+          <w:i/>
+          <w:iCs/>
+        </w:rPr>
+        <w:t>]</w:t>
+      </w:r>
+      <w:r>
+        <w:rPr>
+          <w:rFonts w:ascii="Times New Roman" w:hAnsi="Times New Roman"/>
+          <w:b/>
+          <w:i/>
+          <w:iCs/>
+        </w:rPr>
+        <w:t xml:space="preserve"> </w:t>
       </w:r>
     </w:p>
     <w:p>
       <w:pPr>
-        <w:spacing w:before="120"/>
-        <w:rPr>
-          <w:rFonts w:ascii="Times New Roman" w:hAnsi="Times New Roman"/>
-          <w:b/>
-          <w:i/>
-          <w:iCs/>
+        <w:rPr>
+          <w:rFonts w:ascii="Times New Roman" w:hAnsi="Times New Roman"/>
+          <w:bCs/>
         </w:rPr>
       </w:pPr>
       <w:r>
         <w:rPr>
           <w:rFonts w:ascii="Times New Roman" w:hAnsi="Times New Roman"/>
-          <w:b/>
-          <w:i/>
-          <w:iCs/>
-        </w:rPr>
-        <w:t>[REFRÃO</w:t>
-      </w:r>
-      <w:r>
-        <w:rPr>
-          <w:rFonts w:ascii="Times New Roman" w:hAnsi="Times New Roman"/>
-          <w:b/>
-          <w:i/>
-          <w:iCs/>
-        </w:rPr>
-        <w:t xml:space="preserve"> 2X</w:t>
-      </w:r>
-      <w:r>
-        <w:rPr>
-          <w:rFonts w:ascii="Times New Roman" w:hAnsi="Times New Roman"/>
-          <w:b/>
-          <w:i/>
-          <w:iCs/>
-        </w:rPr>
-        <w:t xml:space="preserve">] </w:t>
+          <w:bCs/>
+        </w:rPr>
+        <w:t xml:space="preserve">Quando eu medito Em Teu amor tão grande, </w:t>
+      </w:r>
+      <w:r>
+        <w:rPr>
+          <w:rFonts w:ascii="Times New Roman" w:hAnsi="Times New Roman"/>
+          <w:bCs/>
+        </w:rPr>
+        <w:br/>
+        <w:t>Que ofereceu Teu filho sobre o altar</w:t>
       </w:r>
     </w:p>
     <w:p>
       <w:pPr>
-        <w:spacing w:after="0"/>
         <w:rPr>
           <w:rFonts w:ascii="Times New Roman" w:hAnsi="Times New Roman"/>
           <w:bCs/>
@@ -337,7 +289,7 @@
           <w:rFonts w:ascii="Times New Roman" w:hAnsi="Times New Roman"/>
           <w:bCs/>
         </w:rPr>
-        <w:t xml:space="preserve">E quando, enfim, Jesus vier em glória </w:t>
+        <w:t>Maravilhado e agradecido venho</w:t>
       </w:r>
       <w:r>
         <w:rPr>
@@ -345,44 +297,48 @@
           <w:bCs/>
         </w:rPr>
         <w:br/>
-        <w:t>E ao lar celeste então me transportar,</w:t>
+        <w:t>Também a minha vida Te ofertar.</w:t>
       </w:r>
     </w:p>
     <w:p>
       <w:pPr>
-        <w:spacing w:after="0"/>
-        <w:rPr>
-          <w:rFonts w:ascii="Times New Roman" w:hAnsi="Times New Roman"/>
-          <w:bCs/>
+        <w:rPr>
+          <w:rFonts w:ascii="Times New Roman" w:hAnsi="Times New Roman"/>
+          <w:b/>
+          <w:i/>
+          <w:iCs/>
         </w:rPr>
       </w:pPr>
       <w:r>
         <w:rPr>
           <w:rFonts w:ascii="Times New Roman" w:hAnsi="Times New Roman"/>
-          <w:bCs/>
-        </w:rPr>
-        <w:t>Adorarei, prostrado e para sempre:</w:t>
-      </w:r>
-      <w:r>
-        <w:rPr>
-          <w:rFonts w:ascii="Times New Roman" w:hAnsi="Times New Roman"/>
-          <w:bCs/>
-        </w:rPr>
-        <w:br/>
-        <w:t xml:space="preserve">“Grandioso és Tu, meu Deus” </w:t>
-      </w:r>
-      <w:r>
-        <w:rPr>
-          <w:rFonts w:ascii="Times New Roman" w:hAnsi="Times New Roman"/>
-          <w:bCs/>
-        </w:rPr>
-        <w:br/>
-        <w:t>Hei de cantar.</w:t>
+          <w:b/>
+          <w:i/>
+          <w:iCs/>
+        </w:rPr>
+        <w:t>[REFRÃO</w:t>
+      </w:r>
+      <w:r>
+        <w:rPr>
+          <w:rFonts w:ascii="Times New Roman" w:hAnsi="Times New Roman"/>
+          <w:b/>
+          <w:i/>
+          <w:iCs/>
+        </w:rPr>
+        <w:t>]</w:t>
+      </w:r>
+      <w:r>
+        <w:rPr>
+          <w:rFonts w:ascii="Times New Roman" w:hAnsi="Times New Roman"/>
+          <w:b/>
+          <w:i/>
+          <w:iCs/>
+        </w:rPr>
+        <w:t xml:space="preserve"> </w:t>
       </w:r>
     </w:p>
     <w:p>
       <w:pPr>
-        <w:spacing w:before="120"/>
         <w:rPr>
           <w:rFonts w:ascii="Times New Roman" w:hAnsi="Times New Roman"/>
           <w:b/>
@@ -406,19 +362,146 @@
           <w:i/>
           <w:iCs/>
         </w:rPr>
-        <w:t xml:space="preserve"> 2X</w:t>
-      </w:r>
-      <w:r>
-        <w:rPr>
-          <w:rFonts w:ascii="Times New Roman" w:hAnsi="Times New Roman"/>
-          <w:b/>
-          <w:i/>
-          <w:iCs/>
-        </w:rPr>
-        <w:t xml:space="preserve">] </w:t>
+        <w:t>]</w:t>
+      </w:r>
+      <w:r>
+        <w:rPr>
+          <w:rFonts w:ascii="Times New Roman" w:hAnsi="Times New Roman"/>
+          <w:b/>
+          <w:i/>
+          <w:iCs/>
+        </w:rPr>
+        <w:t xml:space="preserve"> </w:t>
       </w:r>
     </w:p>
-    <w:p/>
+    <w:p>
+      <w:pPr>
+        <w:rPr>
+          <w:rFonts w:ascii="Times New Roman" w:hAnsi="Times New Roman"/>
+          <w:bCs/>
+        </w:rPr>
+      </w:pPr>
+      <w:r>
+        <w:rPr>
+          <w:rFonts w:ascii="Times New Roman" w:hAnsi="Times New Roman"/>
+          <w:bCs/>
+        </w:rPr>
+        <w:t xml:space="preserve">E quando, enfim, Jesus vier em glória </w:t>
+      </w:r>
+      <w:r>
+        <w:rPr>
+          <w:rFonts w:ascii="Times New Roman" w:hAnsi="Times New Roman"/>
+          <w:bCs/>
+        </w:rPr>
+        <w:br/>
+        <w:t>E ao lar celeste então me transportar,</w:t>
+      </w:r>
+    </w:p>
+    <w:p>
+      <w:pPr>
+        <w:rPr>
+          <w:rFonts w:ascii="Times New Roman" w:hAnsi="Times New Roman"/>
+          <w:bCs/>
+        </w:rPr>
+      </w:pPr>
+      <w:r>
+        <w:rPr>
+          <w:rFonts w:ascii="Times New Roman" w:hAnsi="Times New Roman"/>
+          <w:bCs/>
+        </w:rPr>
+        <w:t>Adorarei, prostrado e para sempre:</w:t>
+      </w:r>
+      <w:r>
+        <w:rPr>
+          <w:rFonts w:ascii="Times New Roman" w:hAnsi="Times New Roman"/>
+          <w:bCs/>
+        </w:rPr>
+        <w:br/>
+        <w:t xml:space="preserve">“Grandioso és Tu, meu Deus” </w:t>
+      </w:r>
+      <w:r>
+        <w:rPr>
+          <w:rFonts w:ascii="Times New Roman" w:hAnsi="Times New Roman"/>
+          <w:bCs/>
+        </w:rPr>
+        <w:br/>
+        <w:t>Hei de cantar.</w:t>
+      </w:r>
+    </w:p>
+    <w:p>
+      <w:pPr>
+        <w:rPr>
+          <w:rFonts w:ascii="Times New Roman" w:hAnsi="Times New Roman"/>
+          <w:b/>
+          <w:i/>
+          <w:iCs/>
+        </w:rPr>
+      </w:pPr>
+      <w:r>
+        <w:rPr>
+          <w:rFonts w:ascii="Times New Roman" w:hAnsi="Times New Roman"/>
+          <w:b/>
+          <w:i/>
+          <w:iCs/>
+        </w:rPr>
+        <w:t>[REFRÃO</w:t>
+      </w:r>
+      <w:r>
+        <w:rPr>
+          <w:rFonts w:ascii="Times New Roman" w:hAnsi="Times New Roman"/>
+          <w:b/>
+          <w:i/>
+          <w:iCs/>
+        </w:rPr>
+        <w:t>]</w:t>
+      </w:r>
+      <w:r>
+        <w:rPr>
+          <w:rFonts w:ascii="Times New Roman" w:hAnsi="Times New Roman"/>
+          <w:b/>
+          <w:i/>
+          <w:iCs/>
+        </w:rPr>
+        <w:t xml:space="preserve"> </w:t>
+      </w:r>
+    </w:p>
+    <w:p>
+      <w:pPr>
+        <w:rPr>
+          <w:rFonts w:ascii="Times New Roman" w:hAnsi="Times New Roman"/>
+          <w:b/>
+          <w:i/>
+          <w:iCs/>
+        </w:rPr>
+      </w:pPr>
+      <w:r>
+        <w:rPr>
+          <w:rFonts w:ascii="Times New Roman" w:hAnsi="Times New Roman"/>
+          <w:b/>
+          <w:i/>
+          <w:iCs/>
+        </w:rPr>
+        <w:t>[REFRÃO</w:t>
+      </w:r>
+      <w:r>
+        <w:rPr>
+          <w:rFonts w:ascii="Times New Roman" w:hAnsi="Times New Roman"/>
+          <w:b/>
+          <w:i/>
+          <w:iCs/>
+        </w:rPr>
+        <w:t>]</w:t>
+      </w:r>
+      <w:r>
+        <w:rPr>
+          <w:rFonts w:ascii="Times New Roman" w:hAnsi="Times New Roman"/>
+          <w:b/>
+          <w:i/>
+          <w:iCs/>
+        </w:rPr>
+        <w:t xml:space="preserve"> </w:t>
+      </w:r>
+    </w:p>
     <w:sectPr>
       <w:pgSz w:w="11906" w:h="16838"/>
       <w:pgMar w:top="1417" w:right="1701" w:bottom="1417" w:left="1701" w:header="708" w:footer="708" w:gutter="0"/>
